--- a/lib/mallit/crm_sopimus.docx
+++ b/lib/mallit/crm_sopimus.docx
@@ -1,6 +1,6 @@
 
 <file path=word/document.xml><?xml version="1.0" encoding="utf-8"?>
-<w:document xmlns:wpc="http://schemas.microsoft.com/office/word/2010/wordprocessingCanvas" xmlns:cx="http://schemas.microsoft.com/office/drawing/2014/chartex" xmlns:mc="http://schemas.openxmlformats.org/markup-compatibility/2006" xmlns:o="urn:schemas-microsoft-com:office:office" xmlns:r="http://schemas.openxmlformats.org/officeDocument/2006/relationships" xmlns:m="http://schemas.openxmlformats.org/officeDocument/2006/math" xmlns:v="urn:schemas-microsoft-com:vml" xmlns:wp14="http://schemas.microsoft.com/office/word/2010/wordprocessingDrawing" xmlns:wp="http://schemas.openxmlformats.org/drawingml/2006/wordprocessingDrawing" xmlns:w10="urn:schemas-microsoft-com:office:word" xmlns:w="http://schemas.openxmlformats.org/wordprocessingml/2006/main" xmlns:w14="http://schemas.microsoft.com/office/word/2010/wordml" xmlns:w15="http://schemas.microsoft.com/office/word/2012/wordml" xmlns:w16se="http://schemas.microsoft.com/office/word/2015/wordml/symex" xmlns:wpg="http://schemas.microsoft.com/office/word/2010/wordprocessingGroup" xmlns:wpi="http://schemas.microsoft.com/office/word/2010/wordprocessingInk" xmlns:wne="http://schemas.microsoft.com/office/word/2006/wordml" xmlns:wps="http://schemas.microsoft.com/office/word/2010/wordprocessingShape" mc:Ignorable="w14 w15 w16se wp14">
+<w:document xmlns:wpc="http://schemas.microsoft.com/office/word/2010/wordprocessingCanvas" xmlns:cx="http://schemas.microsoft.com/office/drawing/2014/chartex" xmlns:cx1="http://schemas.microsoft.com/office/drawing/2015/9/8/chartex" xmlns:cx2="http://schemas.microsoft.com/office/drawing/2015/10/21/chartex" xmlns:cx3="http://schemas.microsoft.com/office/drawing/2016/5/9/chartex" xmlns:cx4="http://schemas.microsoft.com/office/drawing/2016/5/10/chartex" xmlns:cx5="http://schemas.microsoft.com/office/drawing/2016/5/11/chartex" xmlns:cx6="http://schemas.microsoft.com/office/drawing/2016/5/12/chartex" xmlns:cx7="http://schemas.microsoft.com/office/drawing/2016/5/13/chartex" xmlns:cx8="http://schemas.microsoft.com/office/drawing/2016/5/14/chartex" xmlns:mc="http://schemas.openxmlformats.org/markup-compatibility/2006" xmlns:o="urn:schemas-microsoft-com:office:office" xmlns:r="http://schemas.openxmlformats.org/officeDocument/2006/relationships" xmlns:m="http://schemas.openxmlformats.org/officeDocument/2006/math" xmlns:v="urn:schemas-microsoft-com:vml" xmlns:wp14="http://schemas.microsoft.com/office/word/2010/wordprocessingDrawing" xmlns:wp="http://schemas.openxmlformats.org/drawingml/2006/wordprocessingDrawing" xmlns:w10="urn:schemas-microsoft-com:office:word" xmlns:w="http://schemas.openxmlformats.org/wordprocessingml/2006/main" xmlns:w14="http://schemas.microsoft.com/office/word/2010/wordml" xmlns:w15="http://schemas.microsoft.com/office/word/2012/wordml" xmlns:w16se="http://schemas.microsoft.com/office/word/2015/wordml/symex" xmlns:wpg="http://schemas.microsoft.com/office/word/2010/wordprocessingGroup" xmlns:wpi="http://schemas.microsoft.com/office/word/2010/wordprocessingInk" xmlns:wne="http://schemas.microsoft.com/office/word/2006/wordml" xmlns:wps="http://schemas.microsoft.com/office/word/2010/wordprocessingShape" mc:Ignorable="w14 w15 w16se wp14">
   <w:body>
     <w:p>
       <w:pPr>
@@ -72,7 +72,7 @@
         <w:t>#</w:t>
       </w:r>
       <w:r>
-        <w:t>aika</w:t>
+        <w:t>paivays</w:t>
       </w:r>
       <w:r>
         <w:t>#</w:t>
@@ -80,12 +80,12 @@
     </w:p>
     <w:p>
       <w:pPr>
-        <w:pStyle w:val="a7"/>
+        <w:pStyle w:val="Eivli"/>
       </w:pPr>
     </w:p>
     <w:p>
       <w:pPr>
-        <w:pStyle w:val="a7"/>
+        <w:pStyle w:val="Eivli"/>
       </w:pPr>
       <w:r>
         <w:tab/>
@@ -99,7 +99,7 @@
     </w:p>
     <w:p>
       <w:pPr>
-        <w:pStyle w:val="a7"/>
+        <w:pStyle w:val="Eivli"/>
       </w:pPr>
       <w:r>
         <w:tab/>
@@ -131,7 +131,7 @@
           </w:tcPr>
           <w:p>
             <w:pPr>
-              <w:pStyle w:val="a7"/>
+              <w:pStyle w:val="Eivli"/>
               <w:tabs>
                 <w:tab w:val="right" w:pos="5060"/>
               </w:tabs>
@@ -151,7 +151,7 @@
           </w:tcPr>
           <w:p>
             <w:pPr>
-              <w:pStyle w:val="a7"/>
+              <w:pStyle w:val="Eivli"/>
             </w:pPr>
             <w:r>
               <w:t>ASIAKAS</w:t>
@@ -489,7 +489,7 @@
     </w:tbl>
     <w:p>
       <w:pPr>
-        <w:pStyle w:val="a7"/>
+        <w:pStyle w:val="Eivli"/>
         <w:tabs>
           <w:tab w:val="left" w:pos="10460"/>
         </w:tabs>
@@ -501,10 +501,16 @@
         <w:tab/>
       </w:r>
     </w:p>
+    <w:bookmarkEnd w:id="0"/>
     <w:p>
+      <w:r>
+        <w:t>#voimassa</w:t>
+      </w:r>
       <w:bookmarkStart w:id="1" w:name="_GoBack"/>
-      <w:bookmarkEnd w:id="0"/>
       <w:bookmarkEnd w:id="1"/>
+      <w:r>
+        <w:t>#</w:t>
+      </w:r>
     </w:p>
     <w:sectPr>
       <w:headerReference w:type="even" r:id="rId7"/>
@@ -520,7 +526,7 @@
 </file>
 
 <file path=word/endnotes.xml><?xml version="1.0" encoding="utf-8"?>
-<w:endnotes xmlns:wpc="http://schemas.microsoft.com/office/word/2010/wordprocessingCanvas" xmlns:cx="http://schemas.microsoft.com/office/drawing/2014/chartex" xmlns:mc="http://schemas.openxmlformats.org/markup-compatibility/2006" xmlns:o="urn:schemas-microsoft-com:office:office" xmlns:r="http://schemas.openxmlformats.org/officeDocument/2006/relationships" xmlns:m="http://schemas.openxmlformats.org/officeDocument/2006/math" xmlns:v="urn:schemas-microsoft-com:vml" xmlns:wp14="http://schemas.microsoft.com/office/word/2010/wordprocessingDrawing" xmlns:wp="http://schemas.openxmlformats.org/drawingml/2006/wordprocessingDrawing" xmlns:w10="urn:schemas-microsoft-com:office:word" xmlns:w="http://schemas.openxmlformats.org/wordprocessingml/2006/main" xmlns:w14="http://schemas.microsoft.com/office/word/2010/wordml" xmlns:w15="http://schemas.microsoft.com/office/word/2012/wordml" xmlns:w16se="http://schemas.microsoft.com/office/word/2015/wordml/symex" xmlns:wpg="http://schemas.microsoft.com/office/word/2010/wordprocessingGroup" xmlns:wpi="http://schemas.microsoft.com/office/word/2010/wordprocessingInk" xmlns:wne="http://schemas.microsoft.com/office/word/2006/wordml" xmlns:wps="http://schemas.microsoft.com/office/word/2010/wordprocessingShape" mc:Ignorable="w14 w15 w16se wp14">
+<w:endnotes xmlns:wpc="http://schemas.microsoft.com/office/word/2010/wordprocessingCanvas" xmlns:cx="http://schemas.microsoft.com/office/drawing/2014/chartex" xmlns:cx1="http://schemas.microsoft.com/office/drawing/2015/9/8/chartex" xmlns:cx2="http://schemas.microsoft.com/office/drawing/2015/10/21/chartex" xmlns:cx3="http://schemas.microsoft.com/office/drawing/2016/5/9/chartex" xmlns:cx4="http://schemas.microsoft.com/office/drawing/2016/5/10/chartex" xmlns:cx5="http://schemas.microsoft.com/office/drawing/2016/5/11/chartex" xmlns:cx6="http://schemas.microsoft.com/office/drawing/2016/5/12/chartex" xmlns:cx7="http://schemas.microsoft.com/office/drawing/2016/5/13/chartex" xmlns:cx8="http://schemas.microsoft.com/office/drawing/2016/5/14/chartex" xmlns:mc="http://schemas.openxmlformats.org/markup-compatibility/2006" xmlns:o="urn:schemas-microsoft-com:office:office" xmlns:r="http://schemas.openxmlformats.org/officeDocument/2006/relationships" xmlns:m="http://schemas.openxmlformats.org/officeDocument/2006/math" xmlns:v="urn:schemas-microsoft-com:vml" xmlns:wp14="http://schemas.microsoft.com/office/word/2010/wordprocessingDrawing" xmlns:wp="http://schemas.openxmlformats.org/drawingml/2006/wordprocessingDrawing" xmlns:w10="urn:schemas-microsoft-com:office:word" xmlns:w="http://schemas.openxmlformats.org/wordprocessingml/2006/main" xmlns:w14="http://schemas.microsoft.com/office/word/2010/wordml" xmlns:w15="http://schemas.microsoft.com/office/word/2012/wordml" xmlns:w16se="http://schemas.microsoft.com/office/word/2015/wordml/symex" xmlns:wpg="http://schemas.microsoft.com/office/word/2010/wordprocessingGroup" xmlns:wpi="http://schemas.microsoft.com/office/word/2010/wordprocessingInk" xmlns:wne="http://schemas.microsoft.com/office/word/2006/wordml" xmlns:wps="http://schemas.microsoft.com/office/word/2010/wordprocessingShape" mc:Ignorable="w14 w15 w16se wp14">
   <w:endnote w:type="separator" w:id="-1">
     <w:p>
       <w:r>
@@ -539,7 +545,7 @@
 </file>
 
 <file path=word/footnotes.xml><?xml version="1.0" encoding="utf-8"?>
-<w:footnotes xmlns:wpc="http://schemas.microsoft.com/office/word/2010/wordprocessingCanvas" xmlns:cx="http://schemas.microsoft.com/office/drawing/2014/chartex" xmlns:mc="http://schemas.openxmlformats.org/markup-compatibility/2006" xmlns:o="urn:schemas-microsoft-com:office:office" xmlns:r="http://schemas.openxmlformats.org/officeDocument/2006/relationships" xmlns:m="http://schemas.openxmlformats.org/officeDocument/2006/math" xmlns:v="urn:schemas-microsoft-com:vml" xmlns:wp14="http://schemas.microsoft.com/office/word/2010/wordprocessingDrawing" xmlns:wp="http://schemas.openxmlformats.org/drawingml/2006/wordprocessingDrawing" xmlns:w10="urn:schemas-microsoft-com:office:word" xmlns:w="http://schemas.openxmlformats.org/wordprocessingml/2006/main" xmlns:w14="http://schemas.microsoft.com/office/word/2010/wordml" xmlns:w15="http://schemas.microsoft.com/office/word/2012/wordml" xmlns:w16se="http://schemas.microsoft.com/office/word/2015/wordml/symex" xmlns:wpg="http://schemas.microsoft.com/office/word/2010/wordprocessingGroup" xmlns:wpi="http://schemas.microsoft.com/office/word/2010/wordprocessingInk" xmlns:wne="http://schemas.microsoft.com/office/word/2006/wordml" xmlns:wps="http://schemas.microsoft.com/office/word/2010/wordprocessingShape" mc:Ignorable="w14 w15 w16se wp14">
+<w:footnotes xmlns:wpc="http://schemas.microsoft.com/office/word/2010/wordprocessingCanvas" xmlns:cx="http://schemas.microsoft.com/office/drawing/2014/chartex" xmlns:cx1="http://schemas.microsoft.com/office/drawing/2015/9/8/chartex" xmlns:cx2="http://schemas.microsoft.com/office/drawing/2015/10/21/chartex" xmlns:cx3="http://schemas.microsoft.com/office/drawing/2016/5/9/chartex" xmlns:cx4="http://schemas.microsoft.com/office/drawing/2016/5/10/chartex" xmlns:cx5="http://schemas.microsoft.com/office/drawing/2016/5/11/chartex" xmlns:cx6="http://schemas.microsoft.com/office/drawing/2016/5/12/chartex" xmlns:cx7="http://schemas.microsoft.com/office/drawing/2016/5/13/chartex" xmlns:cx8="http://schemas.microsoft.com/office/drawing/2016/5/14/chartex" xmlns:mc="http://schemas.openxmlformats.org/markup-compatibility/2006" xmlns:o="urn:schemas-microsoft-com:office:office" xmlns:r="http://schemas.openxmlformats.org/officeDocument/2006/relationships" xmlns:m="http://schemas.openxmlformats.org/officeDocument/2006/math" xmlns:v="urn:schemas-microsoft-com:vml" xmlns:wp14="http://schemas.microsoft.com/office/word/2010/wordprocessingDrawing" xmlns:wp="http://schemas.openxmlformats.org/drawingml/2006/wordprocessingDrawing" xmlns:w10="urn:schemas-microsoft-com:office:word" xmlns:w="http://schemas.openxmlformats.org/wordprocessingml/2006/main" xmlns:w14="http://schemas.microsoft.com/office/word/2010/wordml" xmlns:w15="http://schemas.microsoft.com/office/word/2012/wordml" xmlns:w16se="http://schemas.microsoft.com/office/word/2015/wordml/symex" xmlns:wpg="http://schemas.microsoft.com/office/word/2010/wordprocessingGroup" xmlns:wpi="http://schemas.microsoft.com/office/word/2010/wordprocessingInk" xmlns:wne="http://schemas.microsoft.com/office/word/2006/wordml" xmlns:wps="http://schemas.microsoft.com/office/word/2010/wordprocessingShape" mc:Ignorable="w14 w15 w16se wp14">
   <w:footnote w:type="separator" w:id="-1">
     <w:p>
       <w:r>
@@ -558,37 +564,37 @@
 </file>
 
 <file path=word/header1.xml><?xml version="1.0" encoding="utf-8"?>
-<w:hdr xmlns:wpc="http://schemas.microsoft.com/office/word/2010/wordprocessingCanvas" xmlns:cx="http://schemas.microsoft.com/office/drawing/2014/chartex" xmlns:mc="http://schemas.openxmlformats.org/markup-compatibility/2006" xmlns:o="urn:schemas-microsoft-com:office:office" xmlns:r="http://schemas.openxmlformats.org/officeDocument/2006/relationships" xmlns:m="http://schemas.openxmlformats.org/officeDocument/2006/math" xmlns:v="urn:schemas-microsoft-com:vml" xmlns:wp14="http://schemas.microsoft.com/office/word/2010/wordprocessingDrawing" xmlns:wp="http://schemas.openxmlformats.org/drawingml/2006/wordprocessingDrawing" xmlns:w10="urn:schemas-microsoft-com:office:word" xmlns:w="http://schemas.openxmlformats.org/wordprocessingml/2006/main" xmlns:w14="http://schemas.microsoft.com/office/word/2010/wordml" xmlns:w15="http://schemas.microsoft.com/office/word/2012/wordml" xmlns:w16se="http://schemas.microsoft.com/office/word/2015/wordml/symex" xmlns:wpg="http://schemas.microsoft.com/office/word/2010/wordprocessingGroup" xmlns:wpi="http://schemas.microsoft.com/office/word/2010/wordprocessingInk" xmlns:wne="http://schemas.microsoft.com/office/word/2006/wordml" xmlns:wps="http://schemas.microsoft.com/office/word/2010/wordprocessingShape" mc:Ignorable="w14 w15 w16se wp14">
+<w:hdr xmlns:wpc="http://schemas.microsoft.com/office/word/2010/wordprocessingCanvas" xmlns:cx="http://schemas.microsoft.com/office/drawing/2014/chartex" xmlns:cx1="http://schemas.microsoft.com/office/drawing/2015/9/8/chartex" xmlns:cx2="http://schemas.microsoft.com/office/drawing/2015/10/21/chartex" xmlns:cx3="http://schemas.microsoft.com/office/drawing/2016/5/9/chartex" xmlns:cx4="http://schemas.microsoft.com/office/drawing/2016/5/10/chartex" xmlns:cx5="http://schemas.microsoft.com/office/drawing/2016/5/11/chartex" xmlns:cx6="http://schemas.microsoft.com/office/drawing/2016/5/12/chartex" xmlns:cx7="http://schemas.microsoft.com/office/drawing/2016/5/13/chartex" xmlns:cx8="http://schemas.microsoft.com/office/drawing/2016/5/14/chartex" xmlns:mc="http://schemas.openxmlformats.org/markup-compatibility/2006" xmlns:o="urn:schemas-microsoft-com:office:office" xmlns:r="http://schemas.openxmlformats.org/officeDocument/2006/relationships" xmlns:m="http://schemas.openxmlformats.org/officeDocument/2006/math" xmlns:v="urn:schemas-microsoft-com:vml" xmlns:wp14="http://schemas.microsoft.com/office/word/2010/wordprocessingDrawing" xmlns:wp="http://schemas.openxmlformats.org/drawingml/2006/wordprocessingDrawing" xmlns:w10="urn:schemas-microsoft-com:office:word" xmlns:w="http://schemas.openxmlformats.org/wordprocessingml/2006/main" xmlns:w14="http://schemas.microsoft.com/office/word/2010/wordml" xmlns:w15="http://schemas.microsoft.com/office/word/2012/wordml" xmlns:w16se="http://schemas.microsoft.com/office/word/2015/wordml/symex" xmlns:wpg="http://schemas.microsoft.com/office/word/2010/wordprocessingGroup" xmlns:wpi="http://schemas.microsoft.com/office/word/2010/wordprocessingInk" xmlns:wne="http://schemas.microsoft.com/office/word/2006/wordml" xmlns:wps="http://schemas.microsoft.com/office/word/2010/wordprocessingShape" mc:Ignorable="w14 w15 w16se wp14">
   <w:p>
     <w:pPr>
-      <w:pStyle w:val="a3"/>
+      <w:pStyle w:val="Yltunniste"/>
       <w:framePr w:wrap="around" w:vAnchor="text" w:hAnchor="margin" w:xAlign="right" w:y="1"/>
       <w:rPr>
-        <w:rStyle w:val="a5"/>
+        <w:rStyle w:val="Sivunumero"/>
       </w:rPr>
     </w:pPr>
     <w:r>
       <w:rPr>
-        <w:rStyle w:val="a5"/>
+        <w:rStyle w:val="Sivunumero"/>
       </w:rPr>
       <w:fldChar w:fldCharType="begin"/>
     </w:r>
     <w:r>
       <w:rPr>
-        <w:rStyle w:val="a5"/>
+        <w:rStyle w:val="Sivunumero"/>
       </w:rPr>
       <w:instrText xml:space="preserve">PAGE  </w:instrText>
     </w:r>
     <w:r>
       <w:rPr>
-        <w:rStyle w:val="a5"/>
+        <w:rStyle w:val="Sivunumero"/>
       </w:rPr>
       <w:fldChar w:fldCharType="end"/>
     </w:r>
   </w:p>
   <w:p>
     <w:pPr>
-      <w:pStyle w:val="a3"/>
+      <w:pStyle w:val="Yltunniste"/>
       <w:ind w:right="360"/>
     </w:pPr>
   </w:p>
@@ -596,93 +602,93 @@
 </file>
 
 <file path=word/header2.xml><?xml version="1.0" encoding="utf-8"?>
-<w:hdr xmlns:wpc="http://schemas.microsoft.com/office/word/2010/wordprocessingCanvas" xmlns:cx="http://schemas.microsoft.com/office/drawing/2014/chartex" xmlns:mc="http://schemas.openxmlformats.org/markup-compatibility/2006" xmlns:o="urn:schemas-microsoft-com:office:office" xmlns:r="http://schemas.openxmlformats.org/officeDocument/2006/relationships" xmlns:m="http://schemas.openxmlformats.org/officeDocument/2006/math" xmlns:v="urn:schemas-microsoft-com:vml" xmlns:wp14="http://schemas.microsoft.com/office/word/2010/wordprocessingDrawing" xmlns:wp="http://schemas.openxmlformats.org/drawingml/2006/wordprocessingDrawing" xmlns:w10="urn:schemas-microsoft-com:office:word" xmlns:w="http://schemas.openxmlformats.org/wordprocessingml/2006/main" xmlns:w14="http://schemas.microsoft.com/office/word/2010/wordml" xmlns:w15="http://schemas.microsoft.com/office/word/2012/wordml" xmlns:w16se="http://schemas.microsoft.com/office/word/2015/wordml/symex" xmlns:wpg="http://schemas.microsoft.com/office/word/2010/wordprocessingGroup" xmlns:wpi="http://schemas.microsoft.com/office/word/2010/wordprocessingInk" xmlns:wne="http://schemas.microsoft.com/office/word/2006/wordml" xmlns:wps="http://schemas.microsoft.com/office/word/2010/wordprocessingShape" mc:Ignorable="w14 w15 w16se wp14">
+<w:hdr xmlns:wpc="http://schemas.microsoft.com/office/word/2010/wordprocessingCanvas" xmlns:cx="http://schemas.microsoft.com/office/drawing/2014/chartex" xmlns:cx1="http://schemas.microsoft.com/office/drawing/2015/9/8/chartex" xmlns:cx2="http://schemas.microsoft.com/office/drawing/2015/10/21/chartex" xmlns:cx3="http://schemas.microsoft.com/office/drawing/2016/5/9/chartex" xmlns:cx4="http://schemas.microsoft.com/office/drawing/2016/5/10/chartex" xmlns:cx5="http://schemas.microsoft.com/office/drawing/2016/5/11/chartex" xmlns:cx6="http://schemas.microsoft.com/office/drawing/2016/5/12/chartex" xmlns:cx7="http://schemas.microsoft.com/office/drawing/2016/5/13/chartex" xmlns:cx8="http://schemas.microsoft.com/office/drawing/2016/5/14/chartex" xmlns:mc="http://schemas.openxmlformats.org/markup-compatibility/2006" xmlns:o="urn:schemas-microsoft-com:office:office" xmlns:r="http://schemas.openxmlformats.org/officeDocument/2006/relationships" xmlns:m="http://schemas.openxmlformats.org/officeDocument/2006/math" xmlns:v="urn:schemas-microsoft-com:vml" xmlns:wp14="http://schemas.microsoft.com/office/word/2010/wordprocessingDrawing" xmlns:wp="http://schemas.openxmlformats.org/drawingml/2006/wordprocessingDrawing" xmlns:w10="urn:schemas-microsoft-com:office:word" xmlns:w="http://schemas.openxmlformats.org/wordprocessingml/2006/main" xmlns:w14="http://schemas.microsoft.com/office/word/2010/wordml" xmlns:w15="http://schemas.microsoft.com/office/word/2012/wordml" xmlns:w16se="http://schemas.microsoft.com/office/word/2015/wordml/symex" xmlns:wpg="http://schemas.microsoft.com/office/word/2010/wordprocessingGroup" xmlns:wpi="http://schemas.microsoft.com/office/word/2010/wordprocessingInk" xmlns:wne="http://schemas.microsoft.com/office/word/2006/wordml" xmlns:wps="http://schemas.microsoft.com/office/word/2010/wordprocessingShape" mc:Ignorable="w14 w15 w16se wp14">
   <w:p>
     <w:pPr>
-      <w:pStyle w:val="a3"/>
+      <w:pStyle w:val="Yltunniste"/>
       <w:framePr w:wrap="around" w:vAnchor="text" w:hAnchor="margin" w:xAlign="right" w:y="1"/>
       <w:rPr>
-        <w:rStyle w:val="a5"/>
+        <w:rStyle w:val="Sivunumero"/>
       </w:rPr>
     </w:pPr>
     <w:r>
       <w:rPr>
-        <w:rStyle w:val="a5"/>
+        <w:rStyle w:val="Sivunumero"/>
       </w:rPr>
       <w:fldChar w:fldCharType="begin"/>
     </w:r>
     <w:r>
       <w:rPr>
-        <w:rStyle w:val="a5"/>
+        <w:rStyle w:val="Sivunumero"/>
       </w:rPr>
       <w:instrText xml:space="preserve">PAGE  </w:instrText>
     </w:r>
     <w:r>
       <w:rPr>
-        <w:rStyle w:val="a5"/>
+        <w:rStyle w:val="Sivunumero"/>
       </w:rPr>
       <w:fldChar w:fldCharType="separate"/>
     </w:r>
     <w:r>
       <w:rPr>
-        <w:rStyle w:val="a5"/>
+        <w:rStyle w:val="Sivunumero"/>
         <w:noProof/>
       </w:rPr>
       <w:t>1</w:t>
     </w:r>
     <w:r>
       <w:rPr>
-        <w:rStyle w:val="a5"/>
+        <w:rStyle w:val="Sivunumero"/>
       </w:rPr>
       <w:fldChar w:fldCharType="end"/>
     </w:r>
     <w:r>
       <w:rPr>
-        <w:rStyle w:val="a5"/>
+        <w:rStyle w:val="Sivunumero"/>
       </w:rPr>
       <w:t xml:space="preserve"> (</w:t>
     </w:r>
     <w:r>
       <w:rPr>
-        <w:rStyle w:val="a5"/>
+        <w:rStyle w:val="Sivunumero"/>
       </w:rPr>
       <w:fldChar w:fldCharType="begin"/>
     </w:r>
     <w:r>
       <w:rPr>
-        <w:rStyle w:val="a5"/>
+        <w:rStyle w:val="Sivunumero"/>
       </w:rPr>
       <w:instrText xml:space="preserve"> NUMPAGES </w:instrText>
     </w:r>
     <w:r>
       <w:rPr>
-        <w:rStyle w:val="a5"/>
+        <w:rStyle w:val="Sivunumero"/>
       </w:rPr>
       <w:fldChar w:fldCharType="separate"/>
     </w:r>
     <w:r>
       <w:rPr>
-        <w:rStyle w:val="a5"/>
+        <w:rStyle w:val="Sivunumero"/>
         <w:noProof/>
       </w:rPr>
       <w:t>1</w:t>
     </w:r>
     <w:r>
       <w:rPr>
-        <w:rStyle w:val="a5"/>
+        <w:rStyle w:val="Sivunumero"/>
       </w:rPr>
       <w:fldChar w:fldCharType="end"/>
     </w:r>
     <w:r>
       <w:rPr>
-        <w:rStyle w:val="a5"/>
+        <w:rStyle w:val="Sivunumero"/>
       </w:rPr>
       <w:t>)</w:t>
     </w:r>
   </w:p>
   <w:p>
     <w:pPr>
-      <w:pStyle w:val="a3"/>
+      <w:pStyle w:val="Yltunniste"/>
       <w:ind w:right="360"/>
     </w:pPr>
   </w:p>
@@ -695,12 +701,12 @@
     <w:rPrDefault>
       <w:rPr>
         <w:rFonts w:ascii="Calibri" w:eastAsia="Calibri" w:hAnsi="Calibri" w:cs="Times New Roman"/>
-        <w:lang w:val="en-US" w:eastAsia="en-US" w:bidi="ar-SA"/>
+        <w:lang w:val="fi-FI" w:eastAsia="fi-FI" w:bidi="ar-SA"/>
       </w:rPr>
     </w:rPrDefault>
     <w:pPrDefault/>
   </w:docDefaults>
-  <w:latentStyles w:defLockedState="0" w:defUIPriority="99" w:defSemiHidden="0" w:defUnhideWhenUsed="0" w:defQFormat="0" w:count="371">
+  <w:latentStyles w:defLockedState="0" w:defUIPriority="99" w:defSemiHidden="0" w:defUnhideWhenUsed="0" w:defQFormat="0" w:count="374">
     <w:lsdException w:name="Normal" w:uiPriority="0" w:qFormat="1"/>
     <w:lsdException w:name="heading 1" w:uiPriority="9" w:qFormat="1"/>
     <w:lsdException w:name="heading 2" w:semiHidden="1" w:uiPriority="9" w:unhideWhenUsed="1" w:qFormat="1"/>
@@ -806,7 +812,6 @@
     <w:lsdException w:name="HTML Sample" w:semiHidden="1" w:unhideWhenUsed="1"/>
     <w:lsdException w:name="HTML Typewriter" w:semiHidden="1" w:unhideWhenUsed="1"/>
     <w:lsdException w:name="HTML Variable" w:semiHidden="1" w:unhideWhenUsed="1"/>
-    <w:lsdException w:name="Normal Table" w:semiHidden="1" w:unhideWhenUsed="1"/>
     <w:lsdException w:name="annotation subject" w:semiHidden="1" w:unhideWhenUsed="1"/>
     <w:lsdException w:name="No List" w:semiHidden="1" w:unhideWhenUsed="1"/>
     <w:lsdException w:name="Outline List 1" w:semiHidden="1" w:unhideWhenUsed="1"/>
@@ -851,7 +856,6 @@
     <w:lsdException w:name="Table Professional" w:semiHidden="1" w:unhideWhenUsed="1"/>
     <w:lsdException w:name="Table Subtle 1" w:semiHidden="1" w:unhideWhenUsed="1"/>
     <w:lsdException w:name="Table Subtle 2" w:semiHidden="1" w:unhideWhenUsed="1"/>
-    <w:lsdException w:name="Table Web 1" w:semiHidden="1" w:unhideWhenUsed="1"/>
     <w:lsdException w:name="Table Web 2" w:semiHidden="1" w:unhideWhenUsed="1"/>
     <w:lsdException w:name="Table Web 3" w:semiHidden="1" w:unhideWhenUsed="1"/>
     <w:lsdException w:name="Balloon Text" w:semiHidden="1" w:unhideWhenUsed="1"/>
@@ -1072,8 +1076,11 @@
     <w:lsdException w:name="List Table 5 Dark Accent 6" w:uiPriority="50"/>
     <w:lsdException w:name="List Table 6 Colorful Accent 6" w:uiPriority="51"/>
     <w:lsdException w:name="List Table 7 Colorful Accent 6" w:uiPriority="52"/>
+    <w:lsdException w:name="Mention" w:semiHidden="1" w:unhideWhenUsed="1"/>
+    <w:lsdException w:name="Smart Hyperlink" w:semiHidden="1" w:unhideWhenUsed="1"/>
+    <w:lsdException w:name="Hashtag" w:semiHidden="1" w:unhideWhenUsed="1"/>
   </w:latentStyles>
-  <w:style w:type="paragraph" w:default="1" w:styleId="a">
+  <w:style w:type="paragraph" w:default="1" w:styleId="Normaali">
     <w:name w:val="Normal"/>
     <w:qFormat/>
     <w:rsid w:val="0064337B"/>
@@ -1081,16 +1088,15 @@
       <w:rFonts w:ascii="Times New Roman" w:eastAsia="Times New Roman" w:hAnsi="Times New Roman"/>
       <w:sz w:val="24"/>
       <w:szCs w:val="24"/>
-      <w:lang w:val="fi-FI" w:eastAsia="fi-FI"/>
     </w:rPr>
   </w:style>
-  <w:style w:type="character" w:default="1" w:styleId="a0">
+  <w:style w:type="character" w:default="1" w:styleId="Kappaleenoletusfontti">
     <w:name w:val="Default Paragraph Font"/>
     <w:uiPriority w:val="1"/>
     <w:semiHidden/>
     <w:unhideWhenUsed/>
   </w:style>
-  <w:style w:type="table" w:default="1" w:styleId="a1">
+  <w:style w:type="table" w:default="1" w:styleId="Normaalitaulukko">
     <w:name w:val="Normal Table"/>
     <w:uiPriority w:val="99"/>
     <w:semiHidden/>
@@ -1105,7 +1111,7 @@
       </w:tblCellMar>
     </w:tblPr>
   </w:style>
-  <w:style w:type="numbering" w:default="1" w:styleId="a2">
+  <w:style w:type="numbering" w:default="1" w:styleId="Eiluetteloa">
     <w:name w:val="No List"/>
     <w:uiPriority w:val="99"/>
     <w:semiHidden/>
@@ -1113,7 +1119,7 @@
   </w:style>
   <w:style w:type="paragraph" w:customStyle="1" w:styleId="Monsa">
     <w:name w:val="Monsa"/>
-    <w:basedOn w:val="a"/>
+    <w:basedOn w:val="Normaali"/>
     <w:rsid w:val="0064337B"/>
     <w:pPr>
       <w:tabs>
@@ -1134,7 +1140,7 @@
   </w:style>
   <w:style w:type="paragraph" w:customStyle="1" w:styleId="Fin">
     <w:name w:val="Fin"/>
-    <w:basedOn w:val="a"/>
+    <w:basedOn w:val="Normaali"/>
     <w:rsid w:val="0064337B"/>
     <w:pPr>
       <w:tabs>
@@ -1154,10 +1160,10 @@
       <w:lang w:eastAsia="en-US"/>
     </w:rPr>
   </w:style>
-  <w:style w:type="paragraph" w:styleId="a3">
+  <w:style w:type="paragraph" w:styleId="Yltunniste">
     <w:name w:val="header"/>
-    <w:basedOn w:val="a"/>
-    <w:link w:val="a4"/>
+    <w:basedOn w:val="Normaali"/>
+    <w:link w:val="YltunnisteChar"/>
     <w:semiHidden/>
     <w:rsid w:val="0064337B"/>
     <w:pPr>
@@ -1167,9 +1173,9 @@
       </w:tabs>
     </w:pPr>
   </w:style>
-  <w:style w:type="character" w:customStyle="1" w:styleId="a4">
-    <w:name w:val="Верхний колонтитул Знак"/>
-    <w:link w:val="a3"/>
+  <w:style w:type="character" w:customStyle="1" w:styleId="YltunnisteChar">
+    <w:name w:val="Ylätunniste Char"/>
+    <w:link w:val="Yltunniste"/>
     <w:semiHidden/>
     <w:rsid w:val="0064337B"/>
     <w:rPr>
@@ -1179,12 +1185,12 @@
       <w:lang w:eastAsia="fi-FI"/>
     </w:rPr>
   </w:style>
-  <w:style w:type="character" w:styleId="a5">
+  <w:style w:type="character" w:styleId="Sivunumero">
     <w:name w:val="page number"/>
     <w:semiHidden/>
     <w:rsid w:val="0064337B"/>
   </w:style>
-  <w:style w:type="character" w:styleId="a6">
+  <w:style w:type="character" w:styleId="Hyperlinkki">
     <w:name w:val="Hyperlink"/>
     <w:uiPriority w:val="99"/>
     <w:unhideWhenUsed/>
@@ -1194,7 +1200,7 @@
       <w:u w:val="single"/>
     </w:rPr>
   </w:style>
-  <w:style w:type="paragraph" w:styleId="a7">
+  <w:style w:type="paragraph" w:styleId="Eivli">
     <w:name w:val="No Spacing"/>
     <w:uiPriority w:val="1"/>
     <w:qFormat/>
@@ -1202,12 +1208,12 @@
     <w:rPr>
       <w:sz w:val="22"/>
       <w:szCs w:val="22"/>
-      <w:lang w:val="fi-FI"/>
+      <w:lang w:eastAsia="en-US"/>
     </w:rPr>
   </w:style>
-  <w:style w:type="table" w:styleId="a8">
+  <w:style w:type="table" w:styleId="TaulukkoRuudukko">
     <w:name w:val="Table Grid"/>
-    <w:basedOn w:val="a1"/>
+    <w:basedOn w:val="Normaalitaulukko"/>
     <w:uiPriority w:val="39"/>
     <w:rsid w:val="00B85E48"/>
     <w:rPr>
